--- a/ЛР3/ЛР3_Любимов_АП-426.docx
+++ b/ЛР3/ЛР3_Любимов_АП-426.docx
@@ -573,7 +573,7 @@
           <w:i w:val="0"/>
           <w:sz w:val="28"/>
         </w:rPr>
-        <w:t xml:space="preserve">3. Для систем из разделов 1 и 2 приложения 1 выделить основные выполняемые ими функции и определить ещё по 2–3 возможные дополнительные функции. Результаты анализа сформулировать в виде: «Данная система удовлетворяет потребность общества (человека) в …» и «Целью рассматриваемой системы является …».</w:t>
+        <w:t xml:space="preserve">3. Для двух систем из разделов 1 и 2 приложения 1 выделить основные выполняемые ими функции и определить ещё по 2–3 возможные дополнительные функции. Результаты анализа сформулировать в виде: «Данная система удовлетворяет потребность общества (человека) в …» и «Целью рассматриваемой системы является …».</w:t>
       </w:r>
     </w:p>
     <w:p>
@@ -678,7 +678,7 @@
           <w:i w:val="0"/>
           <w:sz w:val="28"/>
         </w:rPr>
-        <w:t xml:space="preserve">Системы различаются по природе и сложности, что позволяет сопоставить на их примере классы систем по всем признакам приложения 3.</w:t>
+        <w:t xml:space="preserve">Из приложения 2 выбрана функция № 31 «Отображать динамику реального объекта», а для выделения основной и дополнительных функций — часы и зоопарк.</w:t>
       </w:r>
     </w:p>
     <w:p>
@@ -5275,7 +5275,7 @@
           <w:i w:val="0"/>
           <w:sz w:val="28"/>
         </w:rPr>
-        <w:t xml:space="preserve">Функция системы — это её назначение, роль, работа, производимая системой. Одну и ту же функцию могут выполнять системы совершенно разной природы и устройства. Для анализа взята функция № 31 из приложения 2 — «Отображать динамику реального объекта», — а также две функции, сформулированные самостоятельно на основе выбранных систем: «Измельчать твёрдые продукты и материалы» (функция кофемолки) и «Создавать условия для взаимодействия и общения людей» (функция № 22 приложения 2, которую, в частности, выполняет зоопарк). Системы, реализующие эти функции, приведены в таблицах 5–7.</w:t>
+        <w:t xml:space="preserve">Функция системы — это её назначение, роль, работа, производимая системой. Одну и ту же функцию могут выполнять системы совершенно разной природы и устройства. Для анализа из приложения 2 выбрана функция № 31 — «Отображать динамику реального объекта». Системы, реализующие эту функцию, приведены в таблице 5.</w:t>
       </w:r>
     </w:p>
     <w:p>
@@ -5969,1254 +5969,6 @@
     </w:p>
     <w:p>
       <w:pPr>
-        <w:keepNext/>
-        <w:pageBreakBefore w:val="0"/>
-        <w:spacing w:line="360" w:lineRule="auto" w:before="240" w:after="80"/>
-        <w:jc w:val="left"/>
-      </w:pPr>
-      <w:r>
-        <w:rPr>
-          <w:rFonts w:ascii="Times New Roman" w:hAnsi="Times New Roman" w:eastAsia="Times New Roman"/>
-          <w:b w:val="0"/>
-          <w:i w:val="0"/>
-          <w:sz w:val="28"/>
-        </w:rPr>
-        <w:t xml:space="preserve">Таблица 6 — Системы, реализующие функцию «Измельчать твёрдые продукты и материалы»</w:t>
-      </w:r>
-    </w:p>
-    <w:tbl>
-      <w:tblPr>
-        <w:tblStyle w:val="TableGrid"/>
-        <w:tblW w:type="dxa" w:w="9355"/>
-        <w:jc w:val="center"/>
-        <w:tblLayout w:type="fixed"/>
-        <w:tblLook w:firstColumn="1" w:firstRow="1" w:lastColumn="0" w:lastRow="0" w:noHBand="0" w:noVBand="1" w:val="04A0"/>
-      </w:tblPr>
-      <w:tblGrid>
-        <w:gridCol w:w="567"/>
-        <w:gridCol w:w="2835"/>
-        <w:gridCol w:w="5953"/>
-      </w:tblGrid>
-      <w:tr>
-        <w:trPr>
-          <w:cantSplit/>
-          <w:tblHeader/>
-        </w:trPr>
-        <w:tc>
-          <w:tcPr>
-            <w:tcW w:type="dxa" w:w="567"/>
-          </w:tcPr>
-          <w:p>
-            <w:pPr>
-              <w:spacing w:line="240" w:lineRule="auto" w:before="40" w:after="40"/>
-              <w:jc w:val="center"/>
-            </w:pPr>
-            <w:r>
-              <w:rPr>
-                <w:rFonts w:ascii="Times New Roman" w:hAnsi="Times New Roman" w:eastAsia="Times New Roman"/>
-                <w:b/>
-                <w:i w:val="0"/>
-                <w:sz w:val="24"/>
-              </w:rPr>
-              <w:t xml:space="preserve">№ п/п</w:t>
-            </w:r>
-          </w:p>
-        </w:tc>
-        <w:tc>
-          <w:tcPr>
-            <w:tcW w:type="dxa" w:w="2835"/>
-          </w:tcPr>
-          <w:p>
-            <w:pPr>
-              <w:spacing w:line="240" w:lineRule="auto" w:before="40" w:after="40"/>
-              <w:jc w:val="center"/>
-            </w:pPr>
-            <w:r>
-              <w:rPr>
-                <w:rFonts w:ascii="Times New Roman" w:hAnsi="Times New Roman" w:eastAsia="Times New Roman"/>
-                <w:b/>
-                <w:i w:val="0"/>
-                <w:sz w:val="24"/>
-              </w:rPr>
-              <w:t xml:space="preserve">Система</w:t>
-            </w:r>
-          </w:p>
-        </w:tc>
-        <w:tc>
-          <w:tcPr>
-            <w:tcW w:type="dxa" w:w="5953"/>
-          </w:tcPr>
-          <w:p>
-            <w:pPr>
-              <w:spacing w:line="240" w:lineRule="auto" w:before="40" w:after="40"/>
-              <w:jc w:val="center"/>
-            </w:pPr>
-            <w:r>
-              <w:rPr>
-                <w:rFonts w:ascii="Times New Roman" w:hAnsi="Times New Roman" w:eastAsia="Times New Roman"/>
-                <w:b/>
-                <w:i w:val="0"/>
-                <w:sz w:val="24"/>
-              </w:rPr>
-              <w:t xml:space="preserve">Как система реализует функцию</w:t>
-            </w:r>
-          </w:p>
-        </w:tc>
-      </w:tr>
-      <w:tr>
-        <w:trPr>
-          <w:cantSplit/>
-        </w:trPr>
-        <w:tc>
-          <w:tcPr>
-            <w:tcW w:type="dxa" w:w="567"/>
-          </w:tcPr>
-          <w:p>
-            <w:pPr>
-              <w:spacing w:line="240" w:lineRule="auto" w:before="40" w:after="40"/>
-              <w:jc w:val="center"/>
-            </w:pPr>
-            <w:r>
-              <w:rPr>
-                <w:rFonts w:ascii="Times New Roman" w:hAnsi="Times New Roman" w:eastAsia="Times New Roman"/>
-                <w:b w:val="0"/>
-                <w:i w:val="0"/>
-                <w:sz w:val="24"/>
-              </w:rPr>
-              <w:t xml:space="preserve">1</w:t>
-            </w:r>
-          </w:p>
-        </w:tc>
-        <w:tc>
-          <w:tcPr>
-            <w:tcW w:type="dxa" w:w="2835"/>
-          </w:tcPr>
-          <w:p>
-            <w:pPr>
-              <w:spacing w:line="240" w:lineRule="auto" w:before="40" w:after="40"/>
-              <w:jc w:val="left"/>
-            </w:pPr>
-            <w:r>
-              <w:rPr>
-                <w:rFonts w:ascii="Times New Roman" w:hAnsi="Times New Roman" w:eastAsia="Times New Roman"/>
-                <w:b w:val="0"/>
-                <w:i w:val="0"/>
-                <w:sz w:val="24"/>
-              </w:rPr>
-              <w:t xml:space="preserve">Кофемолка</w:t>
-            </w:r>
-          </w:p>
-        </w:tc>
-        <w:tc>
-          <w:tcPr>
-            <w:tcW w:type="dxa" w:w="5953"/>
-          </w:tcPr>
-          <w:p>
-            <w:pPr>
-              <w:spacing w:line="240" w:lineRule="auto" w:before="40" w:after="40"/>
-              <w:jc w:val="left"/>
-            </w:pPr>
-            <w:r>
-              <w:rPr>
-                <w:rFonts w:ascii="Times New Roman" w:hAnsi="Times New Roman" w:eastAsia="Times New Roman"/>
-                <w:b w:val="0"/>
-                <w:i w:val="0"/>
-                <w:sz w:val="24"/>
-              </w:rPr>
-              <w:t xml:space="preserve">Измельчает кофейные зёрна ножами или жерновами.</w:t>
-            </w:r>
-          </w:p>
-        </w:tc>
-      </w:tr>
-      <w:tr>
-        <w:trPr>
-          <w:cantSplit/>
-        </w:trPr>
-        <w:tc>
-          <w:tcPr>
-            <w:tcW w:type="dxa" w:w="567"/>
-          </w:tcPr>
-          <w:p>
-            <w:pPr>
-              <w:spacing w:line="240" w:lineRule="auto" w:before="40" w:after="40"/>
-              <w:jc w:val="center"/>
-            </w:pPr>
-            <w:r>
-              <w:rPr>
-                <w:rFonts w:ascii="Times New Roman" w:hAnsi="Times New Roman" w:eastAsia="Times New Roman"/>
-                <w:b w:val="0"/>
-                <w:i w:val="0"/>
-                <w:sz w:val="24"/>
-              </w:rPr>
-              <w:t xml:space="preserve">2</w:t>
-            </w:r>
-          </w:p>
-        </w:tc>
-        <w:tc>
-          <w:tcPr>
-            <w:tcW w:type="dxa" w:w="2835"/>
-          </w:tcPr>
-          <w:p>
-            <w:pPr>
-              <w:spacing w:line="240" w:lineRule="auto" w:before="40" w:after="40"/>
-              <w:jc w:val="left"/>
-            </w:pPr>
-            <w:r>
-              <w:rPr>
-                <w:rFonts w:ascii="Times New Roman" w:hAnsi="Times New Roman" w:eastAsia="Times New Roman"/>
-                <w:b w:val="0"/>
-                <w:i w:val="0"/>
-                <w:sz w:val="24"/>
-              </w:rPr>
-              <w:t xml:space="preserve">Мукомольная мельница</w:t>
-            </w:r>
-          </w:p>
-        </w:tc>
-        <w:tc>
-          <w:tcPr>
-            <w:tcW w:type="dxa" w:w="5953"/>
-          </w:tcPr>
-          <w:p>
-            <w:pPr>
-              <w:spacing w:line="240" w:lineRule="auto" w:before="40" w:after="40"/>
-              <w:jc w:val="left"/>
-            </w:pPr>
-            <w:r>
-              <w:rPr>
-                <w:rFonts w:ascii="Times New Roman" w:hAnsi="Times New Roman" w:eastAsia="Times New Roman"/>
-                <w:b w:val="0"/>
-                <w:i w:val="0"/>
-                <w:sz w:val="24"/>
-              </w:rPr>
-              <w:t xml:space="preserve">Размалывает зерно в муку с помощью вальцов или жерновов.</w:t>
-            </w:r>
-          </w:p>
-        </w:tc>
-      </w:tr>
-      <w:tr>
-        <w:trPr>
-          <w:cantSplit/>
-        </w:trPr>
-        <w:tc>
-          <w:tcPr>
-            <w:tcW w:type="dxa" w:w="567"/>
-          </w:tcPr>
-          <w:p>
-            <w:pPr>
-              <w:spacing w:line="240" w:lineRule="auto" w:before="40" w:after="40"/>
-              <w:jc w:val="center"/>
-            </w:pPr>
-            <w:r>
-              <w:rPr>
-                <w:rFonts w:ascii="Times New Roman" w:hAnsi="Times New Roman" w:eastAsia="Times New Roman"/>
-                <w:b w:val="0"/>
-                <w:i w:val="0"/>
-                <w:sz w:val="24"/>
-              </w:rPr>
-              <w:t xml:space="preserve">3</w:t>
-            </w:r>
-          </w:p>
-        </w:tc>
-        <w:tc>
-          <w:tcPr>
-            <w:tcW w:type="dxa" w:w="2835"/>
-          </w:tcPr>
-          <w:p>
-            <w:pPr>
-              <w:spacing w:line="240" w:lineRule="auto" w:before="40" w:after="40"/>
-              <w:jc w:val="left"/>
-            </w:pPr>
-            <w:r>
-              <w:rPr>
-                <w:rFonts w:ascii="Times New Roman" w:hAnsi="Times New Roman" w:eastAsia="Times New Roman"/>
-                <w:b w:val="0"/>
-                <w:i w:val="0"/>
-                <w:sz w:val="24"/>
-              </w:rPr>
-              <w:t xml:space="preserve">Мясорубка</w:t>
-            </w:r>
-          </w:p>
-        </w:tc>
-        <w:tc>
-          <w:tcPr>
-            <w:tcW w:type="dxa" w:w="5953"/>
-          </w:tcPr>
-          <w:p>
-            <w:pPr>
-              <w:spacing w:line="240" w:lineRule="auto" w:before="40" w:after="40"/>
-              <w:jc w:val="left"/>
-            </w:pPr>
-            <w:r>
-              <w:rPr>
-                <w:rFonts w:ascii="Times New Roman" w:hAnsi="Times New Roman" w:eastAsia="Times New Roman"/>
-                <w:b w:val="0"/>
-                <w:i w:val="0"/>
-                <w:sz w:val="24"/>
-              </w:rPr>
-              <w:t xml:space="preserve">Измельчает мясо шнеком и ножом с решёткой.</w:t>
-            </w:r>
-          </w:p>
-        </w:tc>
-      </w:tr>
-      <w:tr>
-        <w:trPr>
-          <w:cantSplit/>
-        </w:trPr>
-        <w:tc>
-          <w:tcPr>
-            <w:tcW w:type="dxa" w:w="567"/>
-          </w:tcPr>
-          <w:p>
-            <w:pPr>
-              <w:spacing w:line="240" w:lineRule="auto" w:before="40" w:after="40"/>
-              <w:jc w:val="center"/>
-            </w:pPr>
-            <w:r>
-              <w:rPr>
-                <w:rFonts w:ascii="Times New Roman" w:hAnsi="Times New Roman" w:eastAsia="Times New Roman"/>
-                <w:b w:val="0"/>
-                <w:i w:val="0"/>
-                <w:sz w:val="24"/>
-              </w:rPr>
-              <w:t xml:space="preserve">4</w:t>
-            </w:r>
-          </w:p>
-        </w:tc>
-        <w:tc>
-          <w:tcPr>
-            <w:tcW w:type="dxa" w:w="2835"/>
-          </w:tcPr>
-          <w:p>
-            <w:pPr>
-              <w:spacing w:line="240" w:lineRule="auto" w:before="40" w:after="40"/>
-              <w:jc w:val="left"/>
-            </w:pPr>
-            <w:r>
-              <w:rPr>
-                <w:rFonts w:ascii="Times New Roman" w:hAnsi="Times New Roman" w:eastAsia="Times New Roman"/>
-                <w:b w:val="0"/>
-                <w:i w:val="0"/>
-                <w:sz w:val="24"/>
-              </w:rPr>
-              <w:t xml:space="preserve">Блендер</w:t>
-            </w:r>
-          </w:p>
-        </w:tc>
-        <w:tc>
-          <w:tcPr>
-            <w:tcW w:type="dxa" w:w="5953"/>
-          </w:tcPr>
-          <w:p>
-            <w:pPr>
-              <w:spacing w:line="240" w:lineRule="auto" w:before="40" w:after="40"/>
-              <w:jc w:val="left"/>
-            </w:pPr>
-            <w:r>
-              <w:rPr>
-                <w:rFonts w:ascii="Times New Roman" w:hAnsi="Times New Roman" w:eastAsia="Times New Roman"/>
-                <w:b w:val="0"/>
-                <w:i w:val="0"/>
-                <w:sz w:val="24"/>
-              </w:rPr>
-              <w:t xml:space="preserve">Измельчает и смешивает продукты быстро вращающимися ножами.</w:t>
-            </w:r>
-          </w:p>
-        </w:tc>
-      </w:tr>
-      <w:tr>
-        <w:trPr>
-          <w:cantSplit/>
-        </w:trPr>
-        <w:tc>
-          <w:tcPr>
-            <w:tcW w:type="dxa" w:w="567"/>
-          </w:tcPr>
-          <w:p>
-            <w:pPr>
-              <w:spacing w:line="240" w:lineRule="auto" w:before="40" w:after="40"/>
-              <w:jc w:val="center"/>
-            </w:pPr>
-            <w:r>
-              <w:rPr>
-                <w:rFonts w:ascii="Times New Roman" w:hAnsi="Times New Roman" w:eastAsia="Times New Roman"/>
-                <w:b w:val="0"/>
-                <w:i w:val="0"/>
-                <w:sz w:val="24"/>
-              </w:rPr>
-              <w:t xml:space="preserve">5</w:t>
-            </w:r>
-          </w:p>
-        </w:tc>
-        <w:tc>
-          <w:tcPr>
-            <w:tcW w:type="dxa" w:w="2835"/>
-          </w:tcPr>
-          <w:p>
-            <w:pPr>
-              <w:spacing w:line="240" w:lineRule="auto" w:before="40" w:after="40"/>
-              <w:jc w:val="left"/>
-            </w:pPr>
-            <w:r>
-              <w:rPr>
-                <w:rFonts w:ascii="Times New Roman" w:hAnsi="Times New Roman" w:eastAsia="Times New Roman"/>
-                <w:b w:val="0"/>
-                <w:i w:val="0"/>
-                <w:sz w:val="24"/>
-              </w:rPr>
-              <w:t xml:space="preserve">Ступка с пестиком</w:t>
-            </w:r>
-          </w:p>
-        </w:tc>
-        <w:tc>
-          <w:tcPr>
-            <w:tcW w:type="dxa" w:w="5953"/>
-          </w:tcPr>
-          <w:p>
-            <w:pPr>
-              <w:spacing w:line="240" w:lineRule="auto" w:before="40" w:after="40"/>
-              <w:jc w:val="left"/>
-            </w:pPr>
-            <w:r>
-              <w:rPr>
-                <w:rFonts w:ascii="Times New Roman" w:hAnsi="Times New Roman" w:eastAsia="Times New Roman"/>
-                <w:b w:val="0"/>
-                <w:i w:val="0"/>
-                <w:sz w:val="24"/>
-              </w:rPr>
-              <w:t xml:space="preserve">Измельчает специи и лекарственные вещества за счёт ручного растирания.</w:t>
-            </w:r>
-          </w:p>
-        </w:tc>
-      </w:tr>
-      <w:tr>
-        <w:trPr>
-          <w:cantSplit/>
-        </w:trPr>
-        <w:tc>
-          <w:tcPr>
-            <w:tcW w:type="dxa" w:w="567"/>
-          </w:tcPr>
-          <w:p>
-            <w:pPr>
-              <w:spacing w:line="240" w:lineRule="auto" w:before="40" w:after="40"/>
-              <w:jc w:val="center"/>
-            </w:pPr>
-            <w:r>
-              <w:rPr>
-                <w:rFonts w:ascii="Times New Roman" w:hAnsi="Times New Roman" w:eastAsia="Times New Roman"/>
-                <w:b w:val="0"/>
-                <w:i w:val="0"/>
-                <w:sz w:val="24"/>
-              </w:rPr>
-              <w:t xml:space="preserve">6</w:t>
-            </w:r>
-          </w:p>
-        </w:tc>
-        <w:tc>
-          <w:tcPr>
-            <w:tcW w:type="dxa" w:w="2835"/>
-          </w:tcPr>
-          <w:p>
-            <w:pPr>
-              <w:spacing w:line="240" w:lineRule="auto" w:before="40" w:after="40"/>
-              <w:jc w:val="left"/>
-            </w:pPr>
-            <w:r>
-              <w:rPr>
-                <w:rFonts w:ascii="Times New Roman" w:hAnsi="Times New Roman" w:eastAsia="Times New Roman"/>
-                <w:b w:val="0"/>
-                <w:i w:val="0"/>
-                <w:sz w:val="24"/>
-              </w:rPr>
-              <w:t xml:space="preserve">Щековая дробилка</w:t>
-            </w:r>
-          </w:p>
-        </w:tc>
-        <w:tc>
-          <w:tcPr>
-            <w:tcW w:type="dxa" w:w="5953"/>
-          </w:tcPr>
-          <w:p>
-            <w:pPr>
-              <w:spacing w:line="240" w:lineRule="auto" w:before="40" w:after="40"/>
-              <w:jc w:val="left"/>
-            </w:pPr>
-            <w:r>
-              <w:rPr>
-                <w:rFonts w:ascii="Times New Roman" w:hAnsi="Times New Roman" w:eastAsia="Times New Roman"/>
-                <w:b w:val="0"/>
-                <w:i w:val="0"/>
-                <w:sz w:val="24"/>
-              </w:rPr>
-              <w:t xml:space="preserve">Дробит горную породу сжатием между подвижной и неподвижной плитами.</w:t>
-            </w:r>
-          </w:p>
-        </w:tc>
-      </w:tr>
-      <w:tr>
-        <w:trPr>
-          <w:cantSplit/>
-        </w:trPr>
-        <w:tc>
-          <w:tcPr>
-            <w:tcW w:type="dxa" w:w="567"/>
-          </w:tcPr>
-          <w:p>
-            <w:pPr>
-              <w:spacing w:line="240" w:lineRule="auto" w:before="40" w:after="40"/>
-              <w:jc w:val="center"/>
-            </w:pPr>
-            <w:r>
-              <w:rPr>
-                <w:rFonts w:ascii="Times New Roman" w:hAnsi="Times New Roman" w:eastAsia="Times New Roman"/>
-                <w:b w:val="0"/>
-                <w:i w:val="0"/>
-                <w:sz w:val="24"/>
-              </w:rPr>
-              <w:t xml:space="preserve">7</w:t>
-            </w:r>
-          </w:p>
-        </w:tc>
-        <w:tc>
-          <w:tcPr>
-            <w:tcW w:type="dxa" w:w="2835"/>
-          </w:tcPr>
-          <w:p>
-            <w:pPr>
-              <w:spacing w:line="240" w:lineRule="auto" w:before="40" w:after="40"/>
-              <w:jc w:val="left"/>
-            </w:pPr>
-            <w:r>
-              <w:rPr>
-                <w:rFonts w:ascii="Times New Roman" w:hAnsi="Times New Roman" w:eastAsia="Times New Roman"/>
-                <w:b w:val="0"/>
-                <w:i w:val="0"/>
-                <w:sz w:val="24"/>
-              </w:rPr>
-              <w:t xml:space="preserve">Шаровая мельница</w:t>
-            </w:r>
-          </w:p>
-        </w:tc>
-        <w:tc>
-          <w:tcPr>
-            <w:tcW w:type="dxa" w:w="5953"/>
-          </w:tcPr>
-          <w:p>
-            <w:pPr>
-              <w:spacing w:line="240" w:lineRule="auto" w:before="40" w:after="40"/>
-              <w:jc w:val="left"/>
-            </w:pPr>
-            <w:r>
-              <w:rPr>
-                <w:rFonts w:ascii="Times New Roman" w:hAnsi="Times New Roman" w:eastAsia="Times New Roman"/>
-                <w:b w:val="0"/>
-                <w:i w:val="0"/>
-                <w:sz w:val="24"/>
-              </w:rPr>
-              <w:t xml:space="preserve">Измельчает руду и цемент ударами стальных шаров во вращающемся барабане.</w:t>
-            </w:r>
-          </w:p>
-        </w:tc>
-      </w:tr>
-      <w:tr>
-        <w:trPr>
-          <w:cantSplit/>
-        </w:trPr>
-        <w:tc>
-          <w:tcPr>
-            <w:tcW w:type="dxa" w:w="567"/>
-          </w:tcPr>
-          <w:p>
-            <w:pPr>
-              <w:spacing w:line="240" w:lineRule="auto" w:before="40" w:after="40"/>
-              <w:jc w:val="center"/>
-            </w:pPr>
-            <w:r>
-              <w:rPr>
-                <w:rFonts w:ascii="Times New Roman" w:hAnsi="Times New Roman" w:eastAsia="Times New Roman"/>
-                <w:b w:val="0"/>
-                <w:i w:val="0"/>
-                <w:sz w:val="24"/>
-              </w:rPr>
-              <w:t xml:space="preserve">8</w:t>
-            </w:r>
-          </w:p>
-        </w:tc>
-        <w:tc>
-          <w:tcPr>
-            <w:tcW w:type="dxa" w:w="2835"/>
-          </w:tcPr>
-          <w:p>
-            <w:pPr>
-              <w:spacing w:line="240" w:lineRule="auto" w:before="40" w:after="40"/>
-              <w:jc w:val="left"/>
-            </w:pPr>
-            <w:r>
-              <w:rPr>
-                <w:rFonts w:ascii="Times New Roman" w:hAnsi="Times New Roman" w:eastAsia="Times New Roman"/>
-                <w:b w:val="0"/>
-                <w:i w:val="0"/>
-                <w:sz w:val="24"/>
-              </w:rPr>
-              <w:t xml:space="preserve">Шредер</w:t>
-            </w:r>
-          </w:p>
-        </w:tc>
-        <w:tc>
-          <w:tcPr>
-            <w:tcW w:type="dxa" w:w="5953"/>
-          </w:tcPr>
-          <w:p>
-            <w:pPr>
-              <w:spacing w:line="240" w:lineRule="auto" w:before="40" w:after="40"/>
-              <w:jc w:val="left"/>
-            </w:pPr>
-            <w:r>
-              <w:rPr>
-                <w:rFonts w:ascii="Times New Roman" w:hAnsi="Times New Roman" w:eastAsia="Times New Roman"/>
-                <w:b w:val="0"/>
-                <w:i w:val="0"/>
-                <w:sz w:val="24"/>
-              </w:rPr>
-              <w:t xml:space="preserve">Измельчает бумажные документы в полосы или конфетти.</w:t>
-            </w:r>
-          </w:p>
-        </w:tc>
-      </w:tr>
-      <w:tr>
-        <w:trPr>
-          <w:cantSplit/>
-        </w:trPr>
-        <w:tc>
-          <w:tcPr>
-            <w:tcW w:type="dxa" w:w="567"/>
-          </w:tcPr>
-          <w:p>
-            <w:pPr>
-              <w:spacing w:line="240" w:lineRule="auto" w:before="40" w:after="40"/>
-              <w:jc w:val="center"/>
-            </w:pPr>
-            <w:r>
-              <w:rPr>
-                <w:rFonts w:ascii="Times New Roman" w:hAnsi="Times New Roman" w:eastAsia="Times New Roman"/>
-                <w:b w:val="0"/>
-                <w:i w:val="0"/>
-                <w:sz w:val="24"/>
-              </w:rPr>
-              <w:t xml:space="preserve">9</w:t>
-            </w:r>
-          </w:p>
-        </w:tc>
-        <w:tc>
-          <w:tcPr>
-            <w:tcW w:type="dxa" w:w="2835"/>
-          </w:tcPr>
-          <w:p>
-            <w:pPr>
-              <w:spacing w:line="240" w:lineRule="auto" w:before="40" w:after="40"/>
-              <w:jc w:val="left"/>
-            </w:pPr>
-            <w:r>
-              <w:rPr>
-                <w:rFonts w:ascii="Times New Roman" w:hAnsi="Times New Roman" w:eastAsia="Times New Roman"/>
-                <w:b w:val="0"/>
-                <w:i w:val="0"/>
-                <w:sz w:val="24"/>
-              </w:rPr>
-              <w:t xml:space="preserve">Жевательный аппарат человека</w:t>
-            </w:r>
-          </w:p>
-        </w:tc>
-        <w:tc>
-          <w:tcPr>
-            <w:tcW w:type="dxa" w:w="5953"/>
-          </w:tcPr>
-          <w:p>
-            <w:pPr>
-              <w:spacing w:line="240" w:lineRule="auto" w:before="40" w:after="40"/>
-              <w:jc w:val="left"/>
-            </w:pPr>
-            <w:r>
-              <w:rPr>
-                <w:rFonts w:ascii="Times New Roman" w:hAnsi="Times New Roman" w:eastAsia="Times New Roman"/>
-                <w:b w:val="0"/>
-                <w:i w:val="0"/>
-                <w:sz w:val="24"/>
-              </w:rPr>
-              <w:t xml:space="preserve">Измельчает пищу зубами — пример естественной системы, выполняющей ту же функцию.</w:t>
-            </w:r>
-          </w:p>
-        </w:tc>
-      </w:tr>
-    </w:tbl>
-    <w:p>
-      <w:pPr>
-        <w:pageBreakBefore w:val="0"/>
-        <w:spacing w:line="240" w:lineRule="auto" w:before="0" w:after="0"/>
-        <w:jc w:val="both"/>
-      </w:pPr>
-    </w:p>
-    <w:p>
-      <w:pPr>
-        <w:keepNext/>
-        <w:pageBreakBefore w:val="0"/>
-        <w:spacing w:line="360" w:lineRule="auto" w:before="240" w:after="80"/>
-        <w:jc w:val="left"/>
-      </w:pPr>
-      <w:r>
-        <w:rPr>
-          <w:rFonts w:ascii="Times New Roman" w:hAnsi="Times New Roman" w:eastAsia="Times New Roman"/>
-          <w:b w:val="0"/>
-          <w:i w:val="0"/>
-          <w:sz w:val="28"/>
-        </w:rPr>
-        <w:t xml:space="preserve">Таблица 7 — Системы, реализующие функцию «Создавать условия для взаимодействия и общения людей»</w:t>
-      </w:r>
-    </w:p>
-    <w:tbl>
-      <w:tblPr>
-        <w:tblStyle w:val="TableGrid"/>
-        <w:tblW w:type="dxa" w:w="9355"/>
-        <w:jc w:val="center"/>
-        <w:tblLayout w:type="fixed"/>
-        <w:tblLook w:firstColumn="1" w:firstRow="1" w:lastColumn="0" w:lastRow="0" w:noHBand="0" w:noVBand="1" w:val="04A0"/>
-      </w:tblPr>
-      <w:tblGrid>
-        <w:gridCol w:w="567"/>
-        <w:gridCol w:w="2835"/>
-        <w:gridCol w:w="5953"/>
-      </w:tblGrid>
-      <w:tr>
-        <w:trPr>
-          <w:cantSplit/>
-          <w:tblHeader/>
-        </w:trPr>
-        <w:tc>
-          <w:tcPr>
-            <w:tcW w:type="dxa" w:w="567"/>
-          </w:tcPr>
-          <w:p>
-            <w:pPr>
-              <w:spacing w:line="240" w:lineRule="auto" w:before="40" w:after="40"/>
-              <w:jc w:val="center"/>
-            </w:pPr>
-            <w:r>
-              <w:rPr>
-                <w:rFonts w:ascii="Times New Roman" w:hAnsi="Times New Roman" w:eastAsia="Times New Roman"/>
-                <w:b/>
-                <w:i w:val="0"/>
-                <w:sz w:val="24"/>
-              </w:rPr>
-              <w:t xml:space="preserve">№ п/п</w:t>
-            </w:r>
-          </w:p>
-        </w:tc>
-        <w:tc>
-          <w:tcPr>
-            <w:tcW w:type="dxa" w:w="2835"/>
-          </w:tcPr>
-          <w:p>
-            <w:pPr>
-              <w:spacing w:line="240" w:lineRule="auto" w:before="40" w:after="40"/>
-              <w:jc w:val="center"/>
-            </w:pPr>
-            <w:r>
-              <w:rPr>
-                <w:rFonts w:ascii="Times New Roman" w:hAnsi="Times New Roman" w:eastAsia="Times New Roman"/>
-                <w:b/>
-                <w:i w:val="0"/>
-                <w:sz w:val="24"/>
-              </w:rPr>
-              <w:t xml:space="preserve">Система</w:t>
-            </w:r>
-          </w:p>
-        </w:tc>
-        <w:tc>
-          <w:tcPr>
-            <w:tcW w:type="dxa" w:w="5953"/>
-          </w:tcPr>
-          <w:p>
-            <w:pPr>
-              <w:spacing w:line="240" w:lineRule="auto" w:before="40" w:after="40"/>
-              <w:jc w:val="center"/>
-            </w:pPr>
-            <w:r>
-              <w:rPr>
-                <w:rFonts w:ascii="Times New Roman" w:hAnsi="Times New Roman" w:eastAsia="Times New Roman"/>
-                <w:b/>
-                <w:i w:val="0"/>
-                <w:sz w:val="24"/>
-              </w:rPr>
-              <w:t xml:space="preserve">Как система реализует функцию</w:t>
-            </w:r>
-          </w:p>
-        </w:tc>
-      </w:tr>
-      <w:tr>
-        <w:trPr>
-          <w:cantSplit/>
-        </w:trPr>
-        <w:tc>
-          <w:tcPr>
-            <w:tcW w:type="dxa" w:w="567"/>
-          </w:tcPr>
-          <w:p>
-            <w:pPr>
-              <w:spacing w:line="240" w:lineRule="auto" w:before="40" w:after="40"/>
-              <w:jc w:val="center"/>
-            </w:pPr>
-            <w:r>
-              <w:rPr>
-                <w:rFonts w:ascii="Times New Roman" w:hAnsi="Times New Roman" w:eastAsia="Times New Roman"/>
-                <w:b w:val="0"/>
-                <w:i w:val="0"/>
-                <w:sz w:val="24"/>
-              </w:rPr>
-              <w:t xml:space="preserve">1</w:t>
-            </w:r>
-          </w:p>
-        </w:tc>
-        <w:tc>
-          <w:tcPr>
-            <w:tcW w:type="dxa" w:w="2835"/>
-          </w:tcPr>
-          <w:p>
-            <w:pPr>
-              <w:spacing w:line="240" w:lineRule="auto" w:before="40" w:after="40"/>
-              <w:jc w:val="left"/>
-            </w:pPr>
-            <w:r>
-              <w:rPr>
-                <w:rFonts w:ascii="Times New Roman" w:hAnsi="Times New Roman" w:eastAsia="Times New Roman"/>
-                <w:b w:val="0"/>
-                <w:i w:val="0"/>
-                <w:sz w:val="24"/>
-              </w:rPr>
-              <w:t xml:space="preserve">Зоопарк</w:t>
-            </w:r>
-          </w:p>
-        </w:tc>
-        <w:tc>
-          <w:tcPr>
-            <w:tcW w:type="dxa" w:w="5953"/>
-          </w:tcPr>
-          <w:p>
-            <w:pPr>
-              <w:spacing w:line="240" w:lineRule="auto" w:before="40" w:after="40"/>
-              <w:jc w:val="left"/>
-            </w:pPr>
-            <w:r>
-              <w:rPr>
-                <w:rFonts w:ascii="Times New Roman" w:hAnsi="Times New Roman" w:eastAsia="Times New Roman"/>
-                <w:b w:val="0"/>
-                <w:i w:val="0"/>
-                <w:sz w:val="24"/>
-              </w:rPr>
-              <w:t xml:space="preserve">Создаёт место семейного отдыха, где люди вместе знакомятся с животными, посещают экскурсии и праздники.</w:t>
-            </w:r>
-          </w:p>
-        </w:tc>
-      </w:tr>
-      <w:tr>
-        <w:trPr>
-          <w:cantSplit/>
-        </w:trPr>
-        <w:tc>
-          <w:tcPr>
-            <w:tcW w:type="dxa" w:w="567"/>
-          </w:tcPr>
-          <w:p>
-            <w:pPr>
-              <w:spacing w:line="240" w:lineRule="auto" w:before="40" w:after="40"/>
-              <w:jc w:val="center"/>
-            </w:pPr>
-            <w:r>
-              <w:rPr>
-                <w:rFonts w:ascii="Times New Roman" w:hAnsi="Times New Roman" w:eastAsia="Times New Roman"/>
-                <w:b w:val="0"/>
-                <w:i w:val="0"/>
-                <w:sz w:val="24"/>
-              </w:rPr>
-              <w:t xml:space="preserve">2</w:t>
-            </w:r>
-          </w:p>
-        </w:tc>
-        <w:tc>
-          <w:tcPr>
-            <w:tcW w:type="dxa" w:w="2835"/>
-          </w:tcPr>
-          <w:p>
-            <w:pPr>
-              <w:spacing w:line="240" w:lineRule="auto" w:before="40" w:after="40"/>
-              <w:jc w:val="left"/>
-            </w:pPr>
-            <w:r>
-              <w:rPr>
-                <w:rFonts w:ascii="Times New Roman" w:hAnsi="Times New Roman" w:eastAsia="Times New Roman"/>
-                <w:b w:val="0"/>
-                <w:i w:val="0"/>
-                <w:sz w:val="24"/>
-              </w:rPr>
-              <w:t xml:space="preserve">Парк культуры и отдыха</w:t>
-            </w:r>
-          </w:p>
-        </w:tc>
-        <w:tc>
-          <w:tcPr>
-            <w:tcW w:type="dxa" w:w="5953"/>
-          </w:tcPr>
-          <w:p>
-            <w:pPr>
-              <w:spacing w:line="240" w:lineRule="auto" w:before="40" w:after="40"/>
-              <w:jc w:val="left"/>
-            </w:pPr>
-            <w:r>
-              <w:rPr>
-                <w:rFonts w:ascii="Times New Roman" w:hAnsi="Times New Roman" w:eastAsia="Times New Roman"/>
-                <w:b w:val="0"/>
-                <w:i w:val="0"/>
-                <w:sz w:val="24"/>
-              </w:rPr>
-              <w:t xml:space="preserve">Предоставляет пространство для прогулок, аттракционов, массовых мероприятий.</w:t>
-            </w:r>
-          </w:p>
-        </w:tc>
-      </w:tr>
-      <w:tr>
-        <w:trPr>
-          <w:cantSplit/>
-        </w:trPr>
-        <w:tc>
-          <w:tcPr>
-            <w:tcW w:type="dxa" w:w="567"/>
-          </w:tcPr>
-          <w:p>
-            <w:pPr>
-              <w:spacing w:line="240" w:lineRule="auto" w:before="40" w:after="40"/>
-              <w:jc w:val="center"/>
-            </w:pPr>
-            <w:r>
-              <w:rPr>
-                <w:rFonts w:ascii="Times New Roman" w:hAnsi="Times New Roman" w:eastAsia="Times New Roman"/>
-                <w:b w:val="0"/>
-                <w:i w:val="0"/>
-                <w:sz w:val="24"/>
-              </w:rPr>
-              <w:t xml:space="preserve">3</w:t>
-            </w:r>
-          </w:p>
-        </w:tc>
-        <w:tc>
-          <w:tcPr>
-            <w:tcW w:type="dxa" w:w="2835"/>
-          </w:tcPr>
-          <w:p>
-            <w:pPr>
-              <w:spacing w:line="240" w:lineRule="auto" w:before="40" w:after="40"/>
-              <w:jc w:val="left"/>
-            </w:pPr>
-            <w:r>
-              <w:rPr>
-                <w:rFonts w:ascii="Times New Roman" w:hAnsi="Times New Roman" w:eastAsia="Times New Roman"/>
-                <w:b w:val="0"/>
-                <w:i w:val="0"/>
-                <w:sz w:val="24"/>
-              </w:rPr>
-              <w:t xml:space="preserve">Дом культуры</w:t>
-            </w:r>
-          </w:p>
-        </w:tc>
-        <w:tc>
-          <w:tcPr>
-            <w:tcW w:type="dxa" w:w="5953"/>
-          </w:tcPr>
-          <w:p>
-            <w:pPr>
-              <w:spacing w:line="240" w:lineRule="auto" w:before="40" w:after="40"/>
-              <w:jc w:val="left"/>
-            </w:pPr>
-            <w:r>
-              <w:rPr>
-                <w:rFonts w:ascii="Times New Roman" w:hAnsi="Times New Roman" w:eastAsia="Times New Roman"/>
-                <w:b w:val="0"/>
-                <w:i w:val="0"/>
-                <w:sz w:val="24"/>
-              </w:rPr>
-              <w:t xml:space="preserve">Объединяет людей в творческих кружках, студиях, на концертах.</w:t>
-            </w:r>
-          </w:p>
-        </w:tc>
-      </w:tr>
-      <w:tr>
-        <w:trPr>
-          <w:cantSplit/>
-        </w:trPr>
-        <w:tc>
-          <w:tcPr>
-            <w:tcW w:type="dxa" w:w="567"/>
-          </w:tcPr>
-          <w:p>
-            <w:pPr>
-              <w:spacing w:line="240" w:lineRule="auto" w:before="40" w:after="40"/>
-              <w:jc w:val="center"/>
-            </w:pPr>
-            <w:r>
-              <w:rPr>
-                <w:rFonts w:ascii="Times New Roman" w:hAnsi="Times New Roman" w:eastAsia="Times New Roman"/>
-                <w:b w:val="0"/>
-                <w:i w:val="0"/>
-                <w:sz w:val="24"/>
-              </w:rPr>
-              <w:t xml:space="preserve">4</w:t>
-            </w:r>
-          </w:p>
-        </w:tc>
-        <w:tc>
-          <w:tcPr>
-            <w:tcW w:type="dxa" w:w="2835"/>
-          </w:tcPr>
-          <w:p>
-            <w:pPr>
-              <w:spacing w:line="240" w:lineRule="auto" w:before="40" w:after="40"/>
-              <w:jc w:val="left"/>
-            </w:pPr>
-            <w:r>
-              <w:rPr>
-                <w:rFonts w:ascii="Times New Roman" w:hAnsi="Times New Roman" w:eastAsia="Times New Roman"/>
-                <w:b w:val="0"/>
-                <w:i w:val="0"/>
-                <w:sz w:val="24"/>
-              </w:rPr>
-              <w:t xml:space="preserve">Научная конференция</w:t>
-            </w:r>
-          </w:p>
-        </w:tc>
-        <w:tc>
-          <w:tcPr>
-            <w:tcW w:type="dxa" w:w="5953"/>
-          </w:tcPr>
-          <w:p>
-            <w:pPr>
-              <w:spacing w:line="240" w:lineRule="auto" w:before="40" w:after="40"/>
-              <w:jc w:val="left"/>
-            </w:pPr>
-            <w:r>
-              <w:rPr>
-                <w:rFonts w:ascii="Times New Roman" w:hAnsi="Times New Roman" w:eastAsia="Times New Roman"/>
-                <w:b w:val="0"/>
-                <w:i w:val="0"/>
-                <w:sz w:val="24"/>
-              </w:rPr>
-              <w:t xml:space="preserve">Обеспечивает обмен знаниями и личное общение специалистов.</w:t>
-            </w:r>
-          </w:p>
-        </w:tc>
-      </w:tr>
-      <w:tr>
-        <w:trPr>
-          <w:cantSplit/>
-        </w:trPr>
-        <w:tc>
-          <w:tcPr>
-            <w:tcW w:type="dxa" w:w="567"/>
-          </w:tcPr>
-          <w:p>
-            <w:pPr>
-              <w:spacing w:line="240" w:lineRule="auto" w:before="40" w:after="40"/>
-              <w:jc w:val="center"/>
-            </w:pPr>
-            <w:r>
-              <w:rPr>
-                <w:rFonts w:ascii="Times New Roman" w:hAnsi="Times New Roman" w:eastAsia="Times New Roman"/>
-                <w:b w:val="0"/>
-                <w:i w:val="0"/>
-                <w:sz w:val="24"/>
-              </w:rPr>
-              <w:t xml:space="preserve">5</w:t>
-            </w:r>
-          </w:p>
-        </w:tc>
-        <w:tc>
-          <w:tcPr>
-            <w:tcW w:type="dxa" w:w="2835"/>
-          </w:tcPr>
-          <w:p>
-            <w:pPr>
-              <w:spacing w:line="240" w:lineRule="auto" w:before="40" w:after="40"/>
-              <w:jc w:val="left"/>
-            </w:pPr>
-            <w:r>
-              <w:rPr>
-                <w:rFonts w:ascii="Times New Roman" w:hAnsi="Times New Roman" w:eastAsia="Times New Roman"/>
-                <w:b w:val="0"/>
-                <w:i w:val="0"/>
-                <w:sz w:val="24"/>
-              </w:rPr>
-              <w:t xml:space="preserve">Стадион</w:t>
-            </w:r>
-          </w:p>
-        </w:tc>
-        <w:tc>
-          <w:tcPr>
-            <w:tcW w:type="dxa" w:w="5953"/>
-          </w:tcPr>
-          <w:p>
-            <w:pPr>
-              <w:spacing w:line="240" w:lineRule="auto" w:before="40" w:after="40"/>
-              <w:jc w:val="left"/>
-            </w:pPr>
-            <w:r>
-              <w:rPr>
-                <w:rFonts w:ascii="Times New Roman" w:hAnsi="Times New Roman" w:eastAsia="Times New Roman"/>
-                <w:b w:val="0"/>
-                <w:i w:val="0"/>
-                <w:sz w:val="24"/>
-              </w:rPr>
-              <w:t xml:space="preserve">Собирает болельщиков на спортивные мероприятия и концерты.</w:t>
-            </w:r>
-          </w:p>
-        </w:tc>
-      </w:tr>
-      <w:tr>
-        <w:trPr>
-          <w:cantSplit/>
-        </w:trPr>
-        <w:tc>
-          <w:tcPr>
-            <w:tcW w:type="dxa" w:w="567"/>
-          </w:tcPr>
-          <w:p>
-            <w:pPr>
-              <w:spacing w:line="240" w:lineRule="auto" w:before="40" w:after="40"/>
-              <w:jc w:val="center"/>
-            </w:pPr>
-            <w:r>
-              <w:rPr>
-                <w:rFonts w:ascii="Times New Roman" w:hAnsi="Times New Roman" w:eastAsia="Times New Roman"/>
-                <w:b w:val="0"/>
-                <w:i w:val="0"/>
-                <w:sz w:val="24"/>
-              </w:rPr>
-              <w:t xml:space="preserve">6</w:t>
-            </w:r>
-          </w:p>
-        </w:tc>
-        <w:tc>
-          <w:tcPr>
-            <w:tcW w:type="dxa" w:w="2835"/>
-          </w:tcPr>
-          <w:p>
-            <w:pPr>
-              <w:spacing w:line="240" w:lineRule="auto" w:before="40" w:after="40"/>
-              <w:jc w:val="left"/>
-            </w:pPr>
-            <w:r>
-              <w:rPr>
-                <w:rFonts w:ascii="Times New Roman" w:hAnsi="Times New Roman" w:eastAsia="Times New Roman"/>
-                <w:b w:val="0"/>
-                <w:i w:val="0"/>
-                <w:sz w:val="24"/>
-              </w:rPr>
-              <w:t xml:space="preserve">Ресторан, кафе</w:t>
-            </w:r>
-          </w:p>
-        </w:tc>
-        <w:tc>
-          <w:tcPr>
-            <w:tcW w:type="dxa" w:w="5953"/>
-          </w:tcPr>
-          <w:p>
-            <w:pPr>
-              <w:spacing w:line="240" w:lineRule="auto" w:before="40" w:after="40"/>
-              <w:jc w:val="left"/>
-            </w:pPr>
-            <w:r>
-              <w:rPr>
-                <w:rFonts w:ascii="Times New Roman" w:hAnsi="Times New Roman" w:eastAsia="Times New Roman"/>
-                <w:b w:val="0"/>
-                <w:i w:val="0"/>
-                <w:sz w:val="24"/>
-              </w:rPr>
-              <w:t xml:space="preserve">Предоставляет место для встреч, деловых переговоров и праздников.</w:t>
-            </w:r>
-          </w:p>
-        </w:tc>
-      </w:tr>
-      <w:tr>
-        <w:trPr>
-          <w:cantSplit/>
-        </w:trPr>
-        <w:tc>
-          <w:tcPr>
-            <w:tcW w:type="dxa" w:w="567"/>
-          </w:tcPr>
-          <w:p>
-            <w:pPr>
-              <w:spacing w:line="240" w:lineRule="auto" w:before="40" w:after="40"/>
-              <w:jc w:val="center"/>
-            </w:pPr>
-            <w:r>
-              <w:rPr>
-                <w:rFonts w:ascii="Times New Roman" w:hAnsi="Times New Roman" w:eastAsia="Times New Roman"/>
-                <w:b w:val="0"/>
-                <w:i w:val="0"/>
-                <w:sz w:val="24"/>
-              </w:rPr>
-              <w:t xml:space="preserve">7</w:t>
-            </w:r>
-          </w:p>
-        </w:tc>
-        <w:tc>
-          <w:tcPr>
-            <w:tcW w:type="dxa" w:w="2835"/>
-          </w:tcPr>
-          <w:p>
-            <w:pPr>
-              <w:spacing w:line="240" w:lineRule="auto" w:before="40" w:after="40"/>
-              <w:jc w:val="left"/>
-            </w:pPr>
-            <w:r>
-              <w:rPr>
-                <w:rFonts w:ascii="Times New Roman" w:hAnsi="Times New Roman" w:eastAsia="Times New Roman"/>
-                <w:b w:val="0"/>
-                <w:i w:val="0"/>
-                <w:sz w:val="24"/>
-              </w:rPr>
-              <w:t xml:space="preserve">Социальная сеть</w:t>
-            </w:r>
-          </w:p>
-        </w:tc>
-        <w:tc>
-          <w:tcPr>
-            <w:tcW w:type="dxa" w:w="5953"/>
-          </w:tcPr>
-          <w:p>
-            <w:pPr>
-              <w:spacing w:line="240" w:lineRule="auto" w:before="40" w:after="40"/>
-              <w:jc w:val="left"/>
-            </w:pPr>
-            <w:r>
-              <w:rPr>
-                <w:rFonts w:ascii="Times New Roman" w:hAnsi="Times New Roman" w:eastAsia="Times New Roman"/>
-                <w:b w:val="0"/>
-                <w:i w:val="0"/>
-                <w:sz w:val="24"/>
-              </w:rPr>
-              <w:t xml:space="preserve">Обеспечивает общение людей на расстоянии через интернет.</w:t>
-            </w:r>
-          </w:p>
-        </w:tc>
-      </w:tr>
-    </w:tbl>
-    <w:p>
-      <w:pPr>
-        <w:pageBreakBefore w:val="0"/>
-        <w:spacing w:line="240" w:lineRule="auto" w:before="0" w:after="0"/>
-        <w:jc w:val="both"/>
-      </w:pPr>
-    </w:p>
-    <w:p>
-      <w:pPr>
         <w:pageBreakBefore w:val="0"/>
         <w:spacing w:line="360" w:lineRule="auto" w:before="0" w:after="0"/>
         <w:ind w:firstLine="708"/>
@@ -7229,7 +5981,7 @@
           <w:i w:val="0"/>
           <w:sz w:val="28"/>
         </w:rPr>
-        <w:t xml:space="preserve">Таблицы 5–7 показывают, что одна и та же функция реализуется системами разных классов: техническими (осциллограф, шаровая мельница), естественными (жевательный аппарат человека) и социально-экономическими (дом культуры, научная конференция). Следовательно, функция характеризует назначение системы, а не её внутреннее устройство, и при проектировании новой системы целесообразно начинать именно с формулировки функции, а затем выбирать наилучший способ её реализации.</w:t>
+        <w:t xml:space="preserve">Из таблицы 5 видно, что одну и ту же функцию реализуют системы, сильно различающиеся по устройству и сфере применения: бытовые приборы (часы), транспортные (спидометр), медицинские (кардиомонитор), научные (сейсмограф, барограф, метеорологический радар), измерительные (осциллограф) и информационно-финансовые (биржевой терминал). Их объединяет общая схема работы: каждая система получает информацию об изменении некоторой величины реального объекта и представляет её в форме, удобной для восприятия человеком, — в виде положения стрелки, графика, цифр или изображения. Следовательно, функция характеризует назначение системы, а не её внутреннее устройство, и при проектировании новой системы целесообразно начинать именно с формулировки функции, а затем выбирать наилучший способ её реализации.</w:t>
       </w:r>
     </w:p>
     <w:p>
@@ -7247,7 +5999,7 @@
           <w:i w:val="0"/>
           <w:sz w:val="28"/>
         </w:rPr>
-        <w:t xml:space="preserve">2.2. Основные и дополнительные функции выбранных систем</w:t>
+        <w:t xml:space="preserve">2.2. Основная и дополнительные функции систем</w:t>
       </w:r>
     </w:p>
     <w:p>
@@ -7264,251 +6016,7 @@
           <w:i w:val="0"/>
           <w:sz w:val="28"/>
         </w:rPr>
-        <w:t xml:space="preserve">Для каждой из выбранных систем выделены основные функции, ради которых система создана, и дополнительные функции, которые она может выполнять помимо основных.</w:t>
-      </w:r>
-    </w:p>
-    <w:p>
-      <w:pPr>
-        <w:keepNext/>
-        <w:pageBreakBefore w:val="0"/>
-        <w:spacing w:line="360" w:lineRule="auto" w:before="0" w:after="0"/>
-        <w:ind w:firstLine="708"/>
-        <w:jc w:val="both"/>
-      </w:pPr>
-      <w:r>
-        <w:rPr>
-          <w:rFonts w:ascii="Times New Roman" w:hAnsi="Times New Roman" w:eastAsia="Times New Roman"/>
-          <w:b/>
-          <w:i w:val="0"/>
-          <w:sz w:val="28"/>
-        </w:rPr>
-        <w:t xml:space="preserve">Кофемолка</w:t>
-      </w:r>
-    </w:p>
-    <w:p>
-      <w:pPr>
-        <w:keepNext/>
-        <w:pageBreakBefore w:val="0"/>
-        <w:spacing w:line="360" w:lineRule="auto" w:before="0" w:after="0"/>
-        <w:ind w:firstLine="708"/>
-        <w:jc w:val="both"/>
-      </w:pPr>
-      <w:r>
-        <w:rPr>
-          <w:rFonts w:ascii="Times New Roman" w:hAnsi="Times New Roman" w:eastAsia="Times New Roman"/>
-          <w:b w:val="0"/>
-          <w:i w:val="0"/>
-          <w:sz w:val="28"/>
-        </w:rPr>
-        <w:t xml:space="preserve">Основные функции:</w:t>
-      </w:r>
-    </w:p>
-    <w:p>
-      <w:pPr>
-        <w:pageBreakBefore w:val="0"/>
-        <w:spacing w:line="360" w:lineRule="auto" w:before="0" w:after="0"/>
-        <w:ind w:firstLine="708"/>
-        <w:jc w:val="both"/>
-      </w:pPr>
-      <w:r>
-        <w:rPr>
-          <w:rFonts w:ascii="Times New Roman" w:hAnsi="Times New Roman" w:eastAsia="Times New Roman"/>
-          <w:b w:val="0"/>
-          <w:i w:val="0"/>
-          <w:sz w:val="28"/>
-        </w:rPr>
-        <w:t xml:space="preserve">– </w:t>
-      </w:r>
-      <w:r>
-        <w:rPr>
-          <w:rFonts w:ascii="Times New Roman" w:hAnsi="Times New Roman" w:eastAsia="Times New Roman"/>
-          <w:b w:val="0"/>
-          <w:i w:val="0"/>
-          <w:sz w:val="28"/>
-        </w:rPr>
-        <w:t xml:space="preserve">измельчать кофейные зёрна;</w:t>
-      </w:r>
-    </w:p>
-    <w:p>
-      <w:pPr>
-        <w:pageBreakBefore w:val="0"/>
-        <w:spacing w:line="360" w:lineRule="auto" w:before="0" w:after="0"/>
-        <w:ind w:firstLine="708"/>
-        <w:jc w:val="both"/>
-      </w:pPr>
-      <w:r>
-        <w:rPr>
-          <w:rFonts w:ascii="Times New Roman" w:hAnsi="Times New Roman" w:eastAsia="Times New Roman"/>
-          <w:b w:val="0"/>
-          <w:i w:val="0"/>
-          <w:sz w:val="28"/>
-        </w:rPr>
-        <w:t xml:space="preserve">– </w:t>
-      </w:r>
-      <w:r>
-        <w:rPr>
-          <w:rFonts w:ascii="Times New Roman" w:hAnsi="Times New Roman" w:eastAsia="Times New Roman"/>
-          <w:b w:val="0"/>
-          <w:i w:val="0"/>
-          <w:sz w:val="28"/>
-        </w:rPr>
-        <w:t xml:space="preserve">обеспечивать требуемую степень помола (крупный — для френч-пресса, мелкий — для эспрессо);</w:t>
-      </w:r>
-    </w:p>
-    <w:p>
-      <w:pPr>
-        <w:pageBreakBefore w:val="0"/>
-        <w:spacing w:line="360" w:lineRule="auto" w:before="0" w:after="0"/>
-        <w:ind w:firstLine="708"/>
-        <w:jc w:val="both"/>
-      </w:pPr>
-      <w:r>
-        <w:rPr>
-          <w:rFonts w:ascii="Times New Roman" w:hAnsi="Times New Roman" w:eastAsia="Times New Roman"/>
-          <w:b w:val="0"/>
-          <w:i w:val="0"/>
-          <w:sz w:val="28"/>
-        </w:rPr>
-        <w:t xml:space="preserve">– </w:t>
-      </w:r>
-      <w:r>
-        <w:rPr>
-          <w:rFonts w:ascii="Times New Roman" w:hAnsi="Times New Roman" w:eastAsia="Times New Roman"/>
-          <w:b w:val="0"/>
-          <w:i w:val="0"/>
-          <w:sz w:val="28"/>
-        </w:rPr>
-        <w:t xml:space="preserve">дозировать количество молотого кофе на одну порцию.</w:t>
-      </w:r>
-    </w:p>
-    <w:p>
-      <w:pPr>
-        <w:keepNext/>
-        <w:pageBreakBefore w:val="0"/>
-        <w:spacing w:line="360" w:lineRule="auto" w:before="0" w:after="0"/>
-        <w:ind w:firstLine="708"/>
-        <w:jc w:val="both"/>
-      </w:pPr>
-      <w:r>
-        <w:rPr>
-          <w:rFonts w:ascii="Times New Roman" w:hAnsi="Times New Roman" w:eastAsia="Times New Roman"/>
-          <w:b w:val="0"/>
-          <w:i w:val="0"/>
-          <w:sz w:val="28"/>
-        </w:rPr>
-        <w:t xml:space="preserve">Дополнительные функции:</w:t>
-      </w:r>
-    </w:p>
-    <w:p>
-      <w:pPr>
-        <w:pageBreakBefore w:val="0"/>
-        <w:spacing w:line="360" w:lineRule="auto" w:before="0" w:after="0"/>
-        <w:ind w:firstLine="708"/>
-        <w:jc w:val="both"/>
-      </w:pPr>
-      <w:r>
-        <w:rPr>
-          <w:rFonts w:ascii="Times New Roman" w:hAnsi="Times New Roman" w:eastAsia="Times New Roman"/>
-          <w:b w:val="0"/>
-          <w:i w:val="0"/>
-          <w:sz w:val="28"/>
-        </w:rPr>
-        <w:t xml:space="preserve">– </w:t>
-      </w:r>
-      <w:r>
-        <w:rPr>
-          <w:rFonts w:ascii="Times New Roman" w:hAnsi="Times New Roman" w:eastAsia="Times New Roman"/>
-          <w:b w:val="0"/>
-          <w:i w:val="0"/>
-          <w:sz w:val="28"/>
-        </w:rPr>
-        <w:t xml:space="preserve">измельчать специи, орехи, семена, сухие травы;</w:t>
-      </w:r>
-    </w:p>
-    <w:p>
-      <w:pPr>
-        <w:pageBreakBefore w:val="0"/>
-        <w:spacing w:line="360" w:lineRule="auto" w:before="0" w:after="0"/>
-        <w:ind w:firstLine="708"/>
-        <w:jc w:val="both"/>
-      </w:pPr>
-      <w:r>
-        <w:rPr>
-          <w:rFonts w:ascii="Times New Roman" w:hAnsi="Times New Roman" w:eastAsia="Times New Roman"/>
-          <w:b w:val="0"/>
-          <w:i w:val="0"/>
-          <w:sz w:val="28"/>
-        </w:rPr>
-        <w:t xml:space="preserve">– </w:t>
-      </w:r>
-      <w:r>
-        <w:rPr>
-          <w:rFonts w:ascii="Times New Roman" w:hAnsi="Times New Roman" w:eastAsia="Times New Roman"/>
-          <w:b w:val="0"/>
-          <w:i w:val="0"/>
-          <w:sz w:val="28"/>
-        </w:rPr>
-        <w:t xml:space="preserve">получать сахарную пудру из сахара;</w:t>
-      </w:r>
-    </w:p>
-    <w:p>
-      <w:pPr>
-        <w:pageBreakBefore w:val="0"/>
-        <w:spacing w:line="360" w:lineRule="auto" w:before="0" w:after="0"/>
-        <w:ind w:firstLine="708"/>
-        <w:jc w:val="both"/>
-      </w:pPr>
-      <w:r>
-        <w:rPr>
-          <w:rFonts w:ascii="Times New Roman" w:hAnsi="Times New Roman" w:eastAsia="Times New Roman"/>
-          <w:b w:val="0"/>
-          <w:i w:val="0"/>
-          <w:sz w:val="28"/>
-        </w:rPr>
-        <w:t xml:space="preserve">– </w:t>
-      </w:r>
-      <w:r>
-        <w:rPr>
-          <w:rFonts w:ascii="Times New Roman" w:hAnsi="Times New Roman" w:eastAsia="Times New Roman"/>
-          <w:b w:val="0"/>
-          <w:i w:val="0"/>
-          <w:sz w:val="28"/>
-        </w:rPr>
-        <w:t xml:space="preserve">кратковременно хранить молотый кофе в контейнере.</w:t>
-      </w:r>
-    </w:p>
-    <w:p>
-      <w:pPr>
-        <w:pageBreakBefore w:val="0"/>
-        <w:spacing w:line="360" w:lineRule="auto" w:before="0" w:after="0"/>
-        <w:ind w:firstLine="708"/>
-        <w:jc w:val="both"/>
-      </w:pPr>
-      <w:r>
-        <w:rPr>
-          <w:rFonts w:ascii="Times New Roman" w:hAnsi="Times New Roman" w:eastAsia="Times New Roman"/>
-          <w:b w:val="0"/>
-          <w:i w:val="0"/>
-          <w:sz w:val="28"/>
-        </w:rPr>
-        <w:t xml:space="preserve">1) Данная система (кофемолка) удовлетворяет потребность человека в быстром получении свежемолотого кофе для приготовления напитка с насыщенным вкусом и ароматом.</w:t>
-      </w:r>
-    </w:p>
-    <w:p>
-      <w:pPr>
-        <w:pageBreakBefore w:val="0"/>
-        <w:spacing w:line="360" w:lineRule="auto" w:before="0" w:after="0"/>
-        <w:ind w:firstLine="708"/>
-        <w:jc w:val="both"/>
-      </w:pPr>
-      <w:r>
-        <w:rPr>
-          <w:rFonts w:ascii="Times New Roman" w:hAnsi="Times New Roman" w:eastAsia="Times New Roman"/>
-          <w:b w:val="0"/>
-          <w:i w:val="0"/>
-          <w:sz w:val="28"/>
-        </w:rPr>
-        <w:t xml:space="preserve">2) Целью рассматриваемой системы (кофемолка) является превращение цельных кофейных зёрен в порошок требуемой степени помола с минимальными затратами времени и усилий пользователя.</w:t>
+        <w:t xml:space="preserve">Для анализа функций выбраны две системы из разделов 1 и 2 приложения 1: техническая система — часы и социально-экономическая система — зоопарк. Для каждой из них выделена основная функция, ради которой система создана, и дополнительные функции, которые она может выполнять помимо основной.</w:t>
       </w:r>
     </w:p>
     <w:p>
@@ -7531,7 +6039,6 @@
     </w:p>
     <w:p>
       <w:pPr>
-        <w:keepNext/>
         <w:pageBreakBefore w:val="0"/>
         <w:spacing w:line="360" w:lineRule="auto" w:before="0" w:after="0"/>
         <w:ind w:firstLine="708"/>
@@ -7544,24 +6051,7 @@
           <w:i w:val="0"/>
           <w:sz w:val="28"/>
         </w:rPr>
-        <w:t xml:space="preserve">Основные функции:</w:t>
-      </w:r>
-    </w:p>
-    <w:p>
-      <w:pPr>
-        <w:pageBreakBefore w:val="0"/>
-        <w:spacing w:line="360" w:lineRule="auto" w:before="0" w:after="0"/>
-        <w:ind w:firstLine="708"/>
-        <w:jc w:val="both"/>
-      </w:pPr>
-      <w:r>
-        <w:rPr>
-          <w:rFonts w:ascii="Times New Roman" w:hAnsi="Times New Roman" w:eastAsia="Times New Roman"/>
-          <w:b w:val="0"/>
-          <w:i w:val="0"/>
-          <w:sz w:val="28"/>
-        </w:rPr>
-        <w:t xml:space="preserve">– </w:t>
+        <w:t xml:space="preserve">Основная функция: </w:t>
       </w:r>
       <w:r>
         <w:rPr>
@@ -7570,59 +6060,7 @@
           <w:i w:val="0"/>
           <w:sz w:val="28"/>
         </w:rPr>
-        <w:t xml:space="preserve">непрерывно отсчитывать (измерять) текущее время;</w:t>
-      </w:r>
-    </w:p>
-    <w:p>
-      <w:pPr>
-        <w:pageBreakBefore w:val="0"/>
-        <w:spacing w:line="360" w:lineRule="auto" w:before="0" w:after="0"/>
-        <w:ind w:firstLine="708"/>
-        <w:jc w:val="both"/>
-      </w:pPr>
-      <w:r>
-        <w:rPr>
-          <w:rFonts w:ascii="Times New Roman" w:hAnsi="Times New Roman" w:eastAsia="Times New Roman"/>
-          <w:b w:val="0"/>
-          <w:i w:val="0"/>
-          <w:sz w:val="28"/>
-        </w:rPr>
-        <w:t xml:space="preserve">– </w:t>
-      </w:r>
-      <w:r>
-        <w:rPr>
-          <w:rFonts w:ascii="Times New Roman" w:hAnsi="Times New Roman" w:eastAsia="Times New Roman"/>
-          <w:b w:val="0"/>
-          <w:i w:val="0"/>
-          <w:sz w:val="28"/>
-        </w:rPr>
-        <w:t xml:space="preserve">отображать время в удобной для восприятия форме;</w:t>
-      </w:r>
-    </w:p>
-    <w:p>
-      <w:pPr>
-        <w:pageBreakBefore w:val="0"/>
-        <w:spacing w:line="360" w:lineRule="auto" w:before="0" w:after="0"/>
-        <w:ind w:firstLine="708"/>
-        <w:jc w:val="both"/>
-      </w:pPr>
-      <w:r>
-        <w:rPr>
-          <w:rFonts w:ascii="Times New Roman" w:hAnsi="Times New Roman" w:eastAsia="Times New Roman"/>
-          <w:b w:val="0"/>
-          <w:i w:val="0"/>
-          <w:sz w:val="28"/>
-        </w:rPr>
-        <w:t xml:space="preserve">– </w:t>
-      </w:r>
-      <w:r>
-        <w:rPr>
-          <w:rFonts w:ascii="Times New Roman" w:hAnsi="Times New Roman" w:eastAsia="Times New Roman"/>
-          <w:b w:val="0"/>
-          <w:i w:val="0"/>
-          <w:sz w:val="28"/>
-        </w:rPr>
-        <w:t xml:space="preserve">обеспечивать доступ к информации о времени в любой момент.</w:t>
+        <w:t xml:space="preserve">измерять и отображать текущее время.</w:t>
       </w:r>
     </w:p>
     <w:p>
@@ -7692,7 +6130,7 @@
           <w:i w:val="0"/>
           <w:sz w:val="28"/>
         </w:rPr>
-        <w:t xml:space="preserve">измерять промежутки времени (секундомер, хронограф);</w:t>
+        <w:t xml:space="preserve">измерять промежутки времени (секундомер, таймер, хронограф);</w:t>
       </w:r>
     </w:p>
     <w:p>
@@ -7718,7 +6156,7 @@
           <w:i w:val="0"/>
           <w:sz w:val="28"/>
         </w:rPr>
-        <w:t xml:space="preserve">служить аксессуаром и показателем статуса владельца.</w:t>
+        <w:t xml:space="preserve">служить аксессуаром, украшением и показателем статуса владельца.</w:t>
       </w:r>
     </w:p>
     <w:p>
@@ -7770,25 +6208,7 @@
           <w:i w:val="0"/>
           <w:sz w:val="28"/>
         </w:rPr>
-        <w:t xml:space="preserve">Лотерея</w:t>
-      </w:r>
-    </w:p>
-    <w:p>
-      <w:pPr>
-        <w:keepNext/>
-        <w:pageBreakBefore w:val="0"/>
-        <w:spacing w:line="360" w:lineRule="auto" w:before="0" w:after="0"/>
-        <w:ind w:firstLine="708"/>
-        <w:jc w:val="both"/>
-      </w:pPr>
-      <w:r>
-        <w:rPr>
-          <w:rFonts w:ascii="Times New Roman" w:hAnsi="Times New Roman" w:eastAsia="Times New Roman"/>
-          <w:b w:val="0"/>
-          <w:i w:val="0"/>
-          <w:sz w:val="28"/>
-        </w:rPr>
-        <w:t xml:space="preserve">Основные функции:</w:t>
+        <w:t xml:space="preserve">Зоопарк</w:t>
       </w:r>
     </w:p>
     <w:p>
@@ -7805,7 +6225,7 @@
           <w:i w:val="0"/>
           <w:sz w:val="28"/>
         </w:rPr>
-        <w:t xml:space="preserve">– </w:t>
+        <w:t xml:space="preserve">Основная функция: </w:t>
       </w:r>
       <w:r>
         <w:rPr>
@@ -7814,59 +6234,7 @@
           <w:i w:val="0"/>
           <w:sz w:val="28"/>
         </w:rPr>
-        <w:t xml:space="preserve">проводить розыгрыш призового фонда между участниками на основе случайного выбора;</w:t>
-      </w:r>
-    </w:p>
-    <w:p>
-      <w:pPr>
-        <w:pageBreakBefore w:val="0"/>
-        <w:spacing w:line="360" w:lineRule="auto" w:before="0" w:after="0"/>
-        <w:ind w:firstLine="708"/>
-        <w:jc w:val="both"/>
-      </w:pPr>
-      <w:r>
-        <w:rPr>
-          <w:rFonts w:ascii="Times New Roman" w:hAnsi="Times New Roman" w:eastAsia="Times New Roman"/>
-          <w:b w:val="0"/>
-          <w:i w:val="0"/>
-          <w:sz w:val="28"/>
-        </w:rPr>
-        <w:t xml:space="preserve">– </w:t>
-      </w:r>
-      <w:r>
-        <w:rPr>
-          <w:rFonts w:ascii="Times New Roman" w:hAnsi="Times New Roman" w:eastAsia="Times New Roman"/>
-          <w:b w:val="0"/>
-          <w:i w:val="0"/>
-          <w:sz w:val="28"/>
-        </w:rPr>
-        <w:t xml:space="preserve">аккумулировать денежные средства участников и перераспределять их в виде выигрышей;</w:t>
-      </w:r>
-    </w:p>
-    <w:p>
-      <w:pPr>
-        <w:pageBreakBefore w:val="0"/>
-        <w:spacing w:line="360" w:lineRule="auto" w:before="0" w:after="0"/>
-        <w:ind w:firstLine="708"/>
-        <w:jc w:val="both"/>
-      </w:pPr>
-      <w:r>
-        <w:rPr>
-          <w:rFonts w:ascii="Times New Roman" w:hAnsi="Times New Roman" w:eastAsia="Times New Roman"/>
-          <w:b w:val="0"/>
-          <w:i w:val="0"/>
-          <w:sz w:val="28"/>
-        </w:rPr>
-        <w:t xml:space="preserve">– </w:t>
-      </w:r>
-      <w:r>
-        <w:rPr>
-          <w:rFonts w:ascii="Times New Roman" w:hAnsi="Times New Roman" w:eastAsia="Times New Roman"/>
-          <w:b w:val="0"/>
-          <w:i w:val="0"/>
-          <w:sz w:val="28"/>
-        </w:rPr>
-        <w:t xml:space="preserve">направлять целевые отчисления на социально значимые цели (спорт, культура, образование).</w:t>
+        <w:t xml:space="preserve">сохранять коллекцию диких животных и знакомить с ней население.</w:t>
       </w:r>
     </w:p>
     <w:p>
@@ -7910,251 +6278,7 @@
           <w:i w:val="0"/>
           <w:sz w:val="28"/>
         </w:rPr>
-        <w:t xml:space="preserve">развлекательная — организация азартного досуга, телевизионные розыгрыши;</w:t>
-      </w:r>
-    </w:p>
-    <w:p>
-      <w:pPr>
-        <w:pageBreakBefore w:val="0"/>
-        <w:spacing w:line="360" w:lineRule="auto" w:before="0" w:after="0"/>
-        <w:ind w:firstLine="708"/>
-        <w:jc w:val="both"/>
-      </w:pPr>
-      <w:r>
-        <w:rPr>
-          <w:rFonts w:ascii="Times New Roman" w:hAnsi="Times New Roman" w:eastAsia="Times New Roman"/>
-          <w:b w:val="0"/>
-          <w:i w:val="0"/>
-          <w:sz w:val="28"/>
-        </w:rPr>
-        <w:t xml:space="preserve">– </w:t>
-      </w:r>
-      <w:r>
-        <w:rPr>
-          <w:rFonts w:ascii="Times New Roman" w:hAnsi="Times New Roman" w:eastAsia="Times New Roman"/>
-          <w:b w:val="0"/>
-          <w:i w:val="0"/>
-          <w:sz w:val="28"/>
-        </w:rPr>
-        <w:t xml:space="preserve">маркетинговая — продвижение товаров и услуг (рекламные розыгрыши, промоакции);</w:t>
-      </w:r>
-    </w:p>
-    <w:p>
-      <w:pPr>
-        <w:pageBreakBefore w:val="0"/>
-        <w:spacing w:line="360" w:lineRule="auto" w:before="0" w:after="0"/>
-        <w:ind w:firstLine="708"/>
-        <w:jc w:val="both"/>
-      </w:pPr>
-      <w:r>
-        <w:rPr>
-          <w:rFonts w:ascii="Times New Roman" w:hAnsi="Times New Roman" w:eastAsia="Times New Roman"/>
-          <w:b w:val="0"/>
-          <w:i w:val="0"/>
-          <w:sz w:val="28"/>
-        </w:rPr>
-        <w:t xml:space="preserve">– </w:t>
-      </w:r>
-      <w:r>
-        <w:rPr>
-          <w:rFonts w:ascii="Times New Roman" w:hAnsi="Times New Roman" w:eastAsia="Times New Roman"/>
-          <w:b w:val="0"/>
-          <w:i w:val="0"/>
-          <w:sz w:val="28"/>
-        </w:rPr>
-        <w:t xml:space="preserve">социальная — создание рабочих мест для распространителей и операторов.</w:t>
-      </w:r>
-    </w:p>
-    <w:p>
-      <w:pPr>
-        <w:pageBreakBefore w:val="0"/>
-        <w:spacing w:line="360" w:lineRule="auto" w:before="0" w:after="0"/>
-        <w:ind w:firstLine="708"/>
-        <w:jc w:val="both"/>
-      </w:pPr>
-      <w:r>
-        <w:rPr>
-          <w:rFonts w:ascii="Times New Roman" w:hAnsi="Times New Roman" w:eastAsia="Times New Roman"/>
-          <w:b w:val="0"/>
-          <w:i w:val="0"/>
-          <w:sz w:val="28"/>
-        </w:rPr>
-        <w:t xml:space="preserve">1) Данная система (лотерея) удовлетворяет потребность человека в надежде на крупный выигрыш и азартном развлечении, а общества — в дополнительном источнике финансирования социально значимых программ.</w:t>
-      </w:r>
-    </w:p>
-    <w:p>
-      <w:pPr>
-        <w:pageBreakBefore w:val="0"/>
-        <w:spacing w:line="360" w:lineRule="auto" w:before="0" w:after="0"/>
-        <w:ind w:firstLine="708"/>
-        <w:jc w:val="both"/>
-      </w:pPr>
-      <w:r>
-        <w:rPr>
-          <w:rFonts w:ascii="Times New Roman" w:hAnsi="Times New Roman" w:eastAsia="Times New Roman"/>
-          <w:b w:val="0"/>
-          <w:i w:val="0"/>
-          <w:sz w:val="28"/>
-        </w:rPr>
-        <w:t xml:space="preserve">2) Целью рассматриваемой системы (лотерея) является привлечение добровольных денежных средств граждан и их перераспределение в виде выигрышей и целевых отчислений по заранее установленным правилам.</w:t>
-      </w:r>
-    </w:p>
-    <w:p>
-      <w:pPr>
-        <w:keepNext/>
-        <w:pageBreakBefore w:val="0"/>
-        <w:spacing w:line="360" w:lineRule="auto" w:before="0" w:after="0"/>
-        <w:ind w:firstLine="708"/>
-        <w:jc w:val="both"/>
-      </w:pPr>
-      <w:r>
-        <w:rPr>
-          <w:rFonts w:ascii="Times New Roman" w:hAnsi="Times New Roman" w:eastAsia="Times New Roman"/>
-          <w:b/>
-          <w:i w:val="0"/>
-          <w:sz w:val="28"/>
-        </w:rPr>
-        <w:t xml:space="preserve">Зоопарк</w:t>
-      </w:r>
-    </w:p>
-    <w:p>
-      <w:pPr>
-        <w:keepNext/>
-        <w:pageBreakBefore w:val="0"/>
-        <w:spacing w:line="360" w:lineRule="auto" w:before="0" w:after="0"/>
-        <w:ind w:firstLine="708"/>
-        <w:jc w:val="both"/>
-      </w:pPr>
-      <w:r>
-        <w:rPr>
-          <w:rFonts w:ascii="Times New Roman" w:hAnsi="Times New Roman" w:eastAsia="Times New Roman"/>
-          <w:b w:val="0"/>
-          <w:i w:val="0"/>
-          <w:sz w:val="28"/>
-        </w:rPr>
-        <w:t xml:space="preserve">Основные функции:</w:t>
-      </w:r>
-    </w:p>
-    <w:p>
-      <w:pPr>
-        <w:pageBreakBefore w:val="0"/>
-        <w:spacing w:line="360" w:lineRule="auto" w:before="0" w:after="0"/>
-        <w:ind w:firstLine="708"/>
-        <w:jc w:val="both"/>
-      </w:pPr>
-      <w:r>
-        <w:rPr>
-          <w:rFonts w:ascii="Times New Roman" w:hAnsi="Times New Roman" w:eastAsia="Times New Roman"/>
-          <w:b w:val="0"/>
-          <w:i w:val="0"/>
-          <w:sz w:val="28"/>
-        </w:rPr>
-        <w:t xml:space="preserve">– </w:t>
-      </w:r>
-      <w:r>
-        <w:rPr>
-          <w:rFonts w:ascii="Times New Roman" w:hAnsi="Times New Roman" w:eastAsia="Times New Roman"/>
-          <w:b w:val="0"/>
-          <w:i w:val="0"/>
-          <w:sz w:val="28"/>
-        </w:rPr>
-        <w:t xml:space="preserve">содержать коллекцию диких животных и демонстрировать её посетителям;</w:t>
-      </w:r>
-    </w:p>
-    <w:p>
-      <w:pPr>
-        <w:pageBreakBefore w:val="0"/>
-        <w:spacing w:line="360" w:lineRule="auto" w:before="0" w:after="0"/>
-        <w:ind w:firstLine="708"/>
-        <w:jc w:val="both"/>
-      </w:pPr>
-      <w:r>
-        <w:rPr>
-          <w:rFonts w:ascii="Times New Roman" w:hAnsi="Times New Roman" w:eastAsia="Times New Roman"/>
-          <w:b w:val="0"/>
-          <w:i w:val="0"/>
-          <w:sz w:val="28"/>
-        </w:rPr>
-        <w:t xml:space="preserve">– </w:t>
-      </w:r>
-      <w:r>
-        <w:rPr>
-          <w:rFonts w:ascii="Times New Roman" w:hAnsi="Times New Roman" w:eastAsia="Times New Roman"/>
-          <w:b w:val="0"/>
-          <w:i w:val="0"/>
-          <w:sz w:val="28"/>
-        </w:rPr>
-        <w:t xml:space="preserve">сохранять и разводить редкие и исчезающие виды животных;</w:t>
-      </w:r>
-    </w:p>
-    <w:p>
-      <w:pPr>
-        <w:pageBreakBefore w:val="0"/>
-        <w:spacing w:line="360" w:lineRule="auto" w:before="0" w:after="0"/>
-        <w:ind w:firstLine="708"/>
-        <w:jc w:val="both"/>
-      </w:pPr>
-      <w:r>
-        <w:rPr>
-          <w:rFonts w:ascii="Times New Roman" w:hAnsi="Times New Roman" w:eastAsia="Times New Roman"/>
-          <w:b w:val="0"/>
-          <w:i w:val="0"/>
-          <w:sz w:val="28"/>
-        </w:rPr>
-        <w:t xml:space="preserve">– </w:t>
-      </w:r>
-      <w:r>
-        <w:rPr>
-          <w:rFonts w:ascii="Times New Roman" w:hAnsi="Times New Roman" w:eastAsia="Times New Roman"/>
-          <w:b w:val="0"/>
-          <w:i w:val="0"/>
-          <w:sz w:val="28"/>
-        </w:rPr>
-        <w:t xml:space="preserve">вести просветительскую работу и экологическое воспитание населения;</w:t>
-      </w:r>
-    </w:p>
-    <w:p>
-      <w:pPr>
-        <w:pageBreakBefore w:val="0"/>
-        <w:spacing w:line="360" w:lineRule="auto" w:before="0" w:after="0"/>
-        <w:ind w:firstLine="708"/>
-        <w:jc w:val="both"/>
-      </w:pPr>
-      <w:r>
-        <w:rPr>
-          <w:rFonts w:ascii="Times New Roman" w:hAnsi="Times New Roman" w:eastAsia="Times New Roman"/>
-          <w:b w:val="0"/>
-          <w:i w:val="0"/>
-          <w:sz w:val="28"/>
-        </w:rPr>
-        <w:t xml:space="preserve">– </w:t>
-      </w:r>
-      <w:r>
-        <w:rPr>
-          <w:rFonts w:ascii="Times New Roman" w:hAnsi="Times New Roman" w:eastAsia="Times New Roman"/>
-          <w:b w:val="0"/>
-          <w:i w:val="0"/>
-          <w:sz w:val="28"/>
-        </w:rPr>
-        <w:t xml:space="preserve">проводить научные исследования биологии и поведения животных.</w:t>
-      </w:r>
-    </w:p>
-    <w:p>
-      <w:pPr>
-        <w:keepNext/>
-        <w:pageBreakBefore w:val="0"/>
-        <w:spacing w:line="360" w:lineRule="auto" w:before="0" w:after="0"/>
-        <w:ind w:firstLine="708"/>
-        <w:jc w:val="both"/>
-      </w:pPr>
-      <w:r>
-        <w:rPr>
-          <w:rFonts w:ascii="Times New Roman" w:hAnsi="Times New Roman" w:eastAsia="Times New Roman"/>
-          <w:b w:val="0"/>
-          <w:i w:val="0"/>
-          <w:sz w:val="28"/>
-        </w:rPr>
-        <w:t xml:space="preserve">Дополнительные функции:</w:t>
+        <w:t xml:space="preserve">вести научные исследования биологии и поведения животных;</w:t>
       </w:r>
     </w:p>
     <w:p>
@@ -8206,33 +6330,7 @@
           <w:i w:val="0"/>
           <w:sz w:val="28"/>
         </w:rPr>
-        <w:t xml:space="preserve">повышать туристическую привлекательность города;</w:t>
-      </w:r>
-    </w:p>
-    <w:p>
-      <w:pPr>
-        <w:pageBreakBefore w:val="0"/>
-        <w:spacing w:line="360" w:lineRule="auto" w:before="0" w:after="0"/>
-        <w:ind w:firstLine="708"/>
-        <w:jc w:val="both"/>
-      </w:pPr>
-      <w:r>
-        <w:rPr>
-          <w:rFonts w:ascii="Times New Roman" w:hAnsi="Times New Roman" w:eastAsia="Times New Roman"/>
-          <w:b w:val="0"/>
-          <w:i w:val="0"/>
-          <w:sz w:val="28"/>
-        </w:rPr>
-        <w:t xml:space="preserve">– </w:t>
-      </w:r>
-      <w:r>
-        <w:rPr>
-          <w:rFonts w:ascii="Times New Roman" w:hAnsi="Times New Roman" w:eastAsia="Times New Roman"/>
-          <w:b w:val="0"/>
-          <w:i w:val="0"/>
-          <w:sz w:val="28"/>
-        </w:rPr>
-        <w:t xml:space="preserve">оказывать коммерческие услуги (кафе, сувенирная продукция, фотосъёмка, аттракционы).</w:t>
+        <w:t xml:space="preserve">оказывать рекреационные и коммерческие услуги (кафе, аттракционы, сувенирная продукция), повышая туристическую привлекательность города.</w:t>
       </w:r>
     </w:p>
     <w:p>
@@ -8283,7 +6381,7 @@
           <w:i w:val="0"/>
           <w:sz w:val="28"/>
         </w:rPr>
-        <w:t xml:space="preserve">Анализ показывает, что дополнительные функции технических систем, как правило, вытекают из их устройства: кофемолка может молоть не только кофе, потому что её ножи пригодны для любых твёрдых продуктов, а часы легко дополняются будильником и секундомером, поскольку уже содержат точный отсчёт времени. У социально-экономических систем функций больше, и они менее чётко разграничены: зоопарк одновременно выполняет природоохранную, научную, просветительскую, рекреационную и коммерческую функции, а лотерея — финансовую, социальную и развлекательную. В этом проявляется особенность социально-экономических объектов: они удовлетворяют сразу несколько потребностей общества, а их функции зависят от интересов различных групп людей.</w:t>
+        <w:t xml:space="preserve">Сравнение двух систем показывает, что дополнительные функции технической системы вытекают из её устройства: часы легко дополняются будильником и секундомером, поскольку уже содержат точный механизм отсчёта времени. У социально-экономической системы дополнительные функции связаны с интересами разных групп людей — учёных, ветеринаров, посетителей, городских властей — и менее чётко отделены от основной: научная и коммерческая деятельность зоопарка одновременно поддерживает и его главную задачу. В этом проявляется особенность социально-экономических объектов: они удовлетворяют сразу несколько потребностей общества.</w:t>
       </w:r>
     </w:p>
     <w:p>
@@ -8351,7 +6449,7 @@
           <w:i w:val="0"/>
           <w:sz w:val="28"/>
         </w:rPr>
-        <w:t xml:space="preserve">При анализе функций установлено, что одну и ту же функцию могут выполнять системы различной природы: функцию «Отображать динамику реального объекта» реализуют часы, осциллограф, кардиомонитор, сейсмограф и другие устройства, а функцию «Измельчать твёрдые продукты» — как технические системы, так и естественная система — жевательный аппарат человека. Для каждой из выбранных систем выделены основные и дополнительные функции, сформулированы потребность, которую удовлетворяет система, и её цель. Социально-экономические системы отличаются от технических многофункциональностью: они удовлетворяют одновременно несколько потребностей общества и способны менять поведение при изменении внешних условий, сохраняя свои цели.</w:t>
+        <w:t xml:space="preserve">При анализе функций установлено, что функцию «Отображать динамику реального объекта» реализуют системы самого разного устройства и назначения — часы, спидометр, осциллограф, кардиомонитор, сейсмограф и другие, то есть функция определяет назначение системы, а не её устройство. Для часов и зоопарка выделены основная и дополнительные функции, сформулированы потребность, которую удовлетворяет каждая система, и её цель. Социально-экономическая система (зоопарк) отличается от технической (часы) многофункциональностью: она удовлетворяет одновременно несколько потребностей общества и способна менять своё поведение при изменении внешних условий, сохраняя свои цели.</w:t>
       </w:r>
     </w:p>
     <w:sectPr>
